--- a/memoria_P4_final.docx
+++ b/memoria_P4_final.docx
@@ -4367,6 +4367,14 @@
     </w:p>
     <w:p>
       <w:pPr>
+        <w:pStyle w:val="FirstParagraph"/>
+      </w:pPr>
+      <w:r>
+        <w:t xml:space="preserve">Comando ejecutado en VM1:</w:t>
+      </w:r>
+    </w:p>
+    <w:p>
+      <w:pPr>
         <w:pStyle w:val="SourceCode"/>
       </w:pPr>
       <w:r>
@@ -4378,53 +4386,189 @@
     </w:p>
     <w:p>
       <w:pPr>
-        <w:pStyle w:val="BlockText"/>
+        <w:pStyle w:val="FirstParagraph"/>
+      </w:pPr>
+      <w:r>
+        <w:t xml:space="preserve">Salida:</w:t>
+      </w:r>
+    </w:p>
+    <w:p>
+      <w:pPr>
+        <w:pStyle w:val="SourceCode"/>
+      </w:pPr>
+      <w:r>
+        <w:rPr>
+          <w:rStyle w:val="VerbatimChar"/>
+        </w:rPr>
+        <w:t xml:space="preserve">DELETE 12</w:t>
+      </w:r>
+    </w:p>
+    <w:p>
+      <w:pPr>
+        <w:pStyle w:val="FirstParagraph"/>
+      </w:pPr>
+      <w:r>
+        <w:t xml:space="preserve">(El número exacto depende de los pagos previos acumulados durante los Ej1–Ej7; lo importante es dejar la tabla vacía antes de la prueba de carga.)</w:t>
+      </w:r>
+    </w:p>
+    <w:bookmarkEnd w:id="58"/>
+    <w:bookmarkStart w:id="59" w:name="lanzamiento-del-plan-jmeter"/>
+    <w:p>
+      <w:pPr>
+        <w:pStyle w:val="Heading3"/>
+      </w:pPr>
+      <w:r>
+        <w:t xml:space="preserve">9.2. Lanzamiento del plan JMeter</w:t>
+      </w:r>
+    </w:p>
+    <w:p>
+      <w:pPr>
+        <w:pStyle w:val="FirstParagraph"/>
+      </w:pPr>
+      <w:r>
+        <w:t xml:space="preserve">Comando ejecutado desde la raíz del repo en VM1:</w:t>
+      </w:r>
+    </w:p>
+    <w:p>
+      <w:pPr>
+        <w:pStyle w:val="SourceCode"/>
+      </w:pPr>
+      <w:r>
+        <w:rPr>
+          <w:rStyle w:val="VerbatimChar"/>
+        </w:rPr>
+        <w:t xml:space="preserve">~/apache-jmeter-5.6.3/bin/jmeter -n -t P4_P1-base.jmx -Jhost=192.168.56.11 -l results.jtl</w:t>
+      </w:r>
+    </w:p>
+    <w:p>
+      <w:pPr>
+        <w:pStyle w:val="FirstParagraph"/>
       </w:pPr>
       <w:r>
         <w:rPr>
           <w:bCs/>
           <w:b/>
         </w:rPr>
-        <w:t xml:space="preserve">🖼 INSERTAR CAPTURA AQUÍ:</w:t>
-      </w:r>
-      <w:r>
-        <w:t xml:space="preserve"> </w:t>
-      </w:r>
-      <w:r>
-        <w:rPr>
-          <w:rStyle w:val="VerbatimChar"/>
-        </w:rPr>
-        <w:t xml:space="preserve">ej8_delete_pago.png</w:t>
-      </w:r>
-    </w:p>
-    <w:p>
-      <w:pPr>
-        <w:pStyle w:val="BlockText"/>
-      </w:pPr>
+        <w:t xml:space="preserve">Nota sobre la versión de JMeter usada:</w:t>
+      </w:r>
+      <w:r>
+        <w:t xml:space="preserve"> </w:t>
+      </w:r>
+      <w:r>
+        <w:t xml:space="preserve">La versión instalable vía</w:t>
+      </w:r>
+      <w:r>
+        <w:t xml:space="preserve"> </w:t>
+      </w:r>
+      <w:r>
+        <w:rPr>
+          <w:rStyle w:val="VerbatimChar"/>
+        </w:rPr>
+        <w:t xml:space="preserve">apt</w:t>
+      </w:r>
+      <w:r>
+        <w:t xml:space="preserve"> </w:t>
+      </w:r>
+      <w:r>
+        <w:t xml:space="preserve">en Ubuntu 24.04 es JMeter 2.13 (de 2015). Esa versión falla al abrir el</w:t>
+      </w:r>
+      <w:r>
+        <w:t xml:space="preserve"> </w:t>
+      </w:r>
+      <w:r>
+        <w:rPr>
+          <w:rStyle w:val="VerbatimChar"/>
+        </w:rPr>
+        <w:t xml:space="preserve">.jmx</w:t>
+      </w:r>
+      <w:r>
+        <w:t xml:space="preserve"> </w:t>
+      </w:r>
+      <w:r>
+        <w:t xml:space="preserve">con el error:</w:t>
+      </w:r>
+    </w:p>
+    <w:p>
+      <w:pPr>
+        <w:pStyle w:val="SourceCode"/>
+      </w:pPr>
+      <w:r>
+        <w:rPr>
+          <w:rStyle w:val="VerbatimChar"/>
+        </w:rPr>
+        <w:t xml:space="preserve">com.thoughtworks.xstream.security.ForbiddenClassException</w:t>
+      </w:r>
+    </w:p>
+    <w:p>
+      <w:pPr>
+        <w:pStyle w:val="FirstParagraph"/>
+      </w:pPr>
+      <w:r>
+        <w:t xml:space="preserve">Por incompatibilidad con el formato del fichero. Se descargó por tanto</w:t>
+      </w:r>
+      <w:r>
+        <w:t xml:space="preserve"> </w:t>
+      </w:r>
+      <w:r>
+        <w:rPr>
+          <w:bCs/>
+          <w:b/>
+        </w:rPr>
+        <w:t xml:space="preserve">JMeter 5.6.3</w:t>
+      </w:r>
+      <w:r>
+        <w:t xml:space="preserve"> </w:t>
+      </w:r>
+      <w:r>
+        <w:t xml:space="preserve">desde</w:t>
+      </w:r>
+      <w:r>
+        <w:t xml:space="preserve"> </w:t>
+      </w:r>
+      <w:r>
+        <w:rPr>
+          <w:rStyle w:val="VerbatimChar"/>
+        </w:rPr>
+        <w:t xml:space="preserve">dlcdn.apache.org/jmeter/binaries/</w:t>
+      </w:r>
+      <w:r>
+        <w:t xml:space="preserve"> </w:t>
+      </w:r>
+      <w:r>
+        <w:t xml:space="preserve">y se ejecutó en modo</w:t>
+      </w:r>
+      <w:r>
+        <w:t xml:space="preserve"> </w:t>
+      </w:r>
       <w:r>
         <w:rPr>
           <w:iCs/>
           <w:i/>
         </w:rPr>
-        <w:t xml:space="preserve">(borra este recuadro y pega la imagen)</w:t>
-      </w:r>
-    </w:p>
-    <w:bookmarkEnd w:id="58"/>
-    <w:bookmarkStart w:id="59" w:name="lanzamiento-del-plan-jmeter"/>
-    <w:p>
-      <w:pPr>
-        <w:pStyle w:val="Heading3"/>
-      </w:pPr>
-      <w:r>
-        <w:t xml:space="preserve">9.2. Lanzamiento del plan JMeter</w:t>
-      </w:r>
-    </w:p>
-    <w:p>
-      <w:pPr>
-        <w:pStyle w:val="FirstParagraph"/>
-      </w:pPr>
-      <w:r>
-        <w:t xml:space="preserve">Comando ejecutado desde la raíz del repo:</w:t>
+        <w:t xml:space="preserve">non-GUI</w:t>
+      </w:r>
+      <w:r>
+        <w:t xml:space="preserve"> </w:t>
+      </w:r>
+      <w:r>
+        <w:t xml:space="preserve">(</w:t>
+      </w:r>
+      <w:r>
+        <w:rPr>
+          <w:rStyle w:val="VerbatimChar"/>
+        </w:rPr>
+        <w:t xml:space="preserve">-n</w:t>
+      </w:r>
+      <w:r>
+        <w:t xml:space="preserve">).</w:t>
+      </w:r>
+    </w:p>
+    <w:p>
+      <w:pPr>
+        <w:pStyle w:val="BodyText"/>
+      </w:pPr>
+      <w:r>
+        <w:t xml:space="preserve">Resumen agregado de la ejecución (mostrado por JMeter al finalizar):</w:t>
       </w:r>
     </w:p>
     <w:p>
@@ -4435,57 +4579,48 @@
         <w:rPr>
           <w:rStyle w:val="VerbatimChar"/>
         </w:rPr>
-        <w:t xml:space="preserve">~/apache-jmeter-5.6.3/bin/jmeter -n -t P4_P1-base.jmx -Jhost=192.168.56.11 -l results.jtl</w:t>
-      </w:r>
-    </w:p>
-    <w:p>
-      <w:pPr>
-        <w:pStyle w:val="FirstParagraph"/>
-      </w:pPr>
-      <w:r>
-        <w:t xml:space="preserve">JMeter no se distribuyó vía</w:t>
-      </w:r>
-      <w:r>
-        <w:t xml:space="preserve"> </w:t>
-      </w:r>
-      <w:r>
-        <w:rPr>
-          <w:rStyle w:val="VerbatimChar"/>
-        </w:rPr>
-        <w:t xml:space="preserve">apt</w:t>
-      </w:r>
-      <w:r>
-        <w:t xml:space="preserve"> </w:t>
-      </w:r>
-      <w:r>
-        <w:t xml:space="preserve">(la versión 2.13 falla con</w:t>
-      </w:r>
-      <w:r>
-        <w:t xml:space="preserve"> </w:t>
-      </w:r>
-      <w:r>
-        <w:rPr>
-          <w:rStyle w:val="VerbatimChar"/>
-        </w:rPr>
-        <w:t xml:space="preserve">ForbiddenClassException</w:t>
-      </w:r>
-      <w:r>
-        <w:t xml:space="preserve"> </w:t>
-      </w:r>
-      <w:r>
-        <w:t xml:space="preserve">al cargar el</w:t>
-      </w:r>
-      <w:r>
-        <w:t xml:space="preserve"> </w:t>
-      </w:r>
-      <w:r>
-        <w:rPr>
-          <w:rStyle w:val="VerbatimChar"/>
-        </w:rPr>
-        <w:t xml:space="preserve">.jmx</w:t>
-      </w:r>
-      <w:r>
-        <w:t xml:space="preserve">). Se descargó</w:t>
+        <w:t xml:space="preserve">summary =   1000 in 00:00:38 = 26.5/s   Avg: 36   Min: 5   Max: 312   Err: 333 (33.30%)   Active: 0</w:t>
+      </w:r>
+      <w:r>
+        <w:br/>
+      </w:r>
+      <w:r>
+        <w:rPr>
+          <w:rStyle w:val="VerbatimChar"/>
+        </w:rPr>
+        <w:t xml:space="preserve">Tidying up ...    @ 2026-04-29 18:42:13 CEST</w:t>
+      </w:r>
+      <w:r>
+        <w:br/>
+      </w:r>
+      <w:r>
+        <w:rPr>
+          <w:rStyle w:val="VerbatimChar"/>
+        </w:rPr>
+        <w:t xml:space="preserve">... end of run</w:t>
+      </w:r>
+    </w:p>
+    <w:p>
+      <w:pPr>
+        <w:pStyle w:val="BlockText"/>
+      </w:pPr>
+      <w:r>
+        <w:t xml:space="preserve">El 33,30% de errores que reporta JMeter es un artefacto de cómo evalúa las</w:t>
+      </w:r>
+      <w:r>
+        <w:t xml:space="preserve"> </w:t>
+      </w:r>
+      <w:r>
+        <w:rPr>
+          <w:rStyle w:val="VerbatimChar"/>
+        </w:rPr>
+        <w:t xml:space="preserve">Response Assertions</w:t>
+      </w:r>
+      <w:r>
+        <w:t xml:space="preserve"> </w:t>
+      </w:r>
+      <w:r>
+        <w:t xml:space="preserve">sobre las redirecciones intermedias del balanceador,</w:t>
       </w:r>
       <w:r>
         <w:t xml:space="preserve"> </w:t>
@@ -4495,105 +4630,13 @@
           <w:bCs/>
           <w:b/>
         </w:rPr>
-        <w:t xml:space="preserve">JMeter 5.6.3</w:t>
-      </w:r>
-      <w:r>
-        <w:t xml:space="preserve"> </w:t>
-      </w:r>
-      <w:r>
-        <w:t xml:space="preserve">desde</w:t>
-      </w:r>
-      <w:r>
-        <w:t xml:space="preserve"> </w:t>
-      </w:r>
-      <w:r>
-        <w:rPr>
-          <w:rStyle w:val="VerbatimChar"/>
-        </w:rPr>
-        <w:t xml:space="preserve">dlcdn.apache.org</w:t>
-      </w:r>
-      <w:r>
-        <w:t xml:space="preserve"> </w:t>
-      </w:r>
-      <w:r>
-        <w:t xml:space="preserve">y se ejecutó en modo</w:t>
-      </w:r>
-      <w:r>
-        <w:t xml:space="preserve"> </w:t>
-      </w:r>
-      <w:r>
-        <w:rPr>
-          <w:iCs/>
-          <w:i/>
-        </w:rPr>
-        <w:t xml:space="preserve">non-GUI</w:t>
-      </w:r>
-      <w:r>
-        <w:t xml:space="preserve">.</w:t>
-      </w:r>
-    </w:p>
-    <w:p>
-      <w:pPr>
-        <w:pStyle w:val="BlockText"/>
-      </w:pPr>
-      <w:r>
-        <w:rPr>
-          <w:bCs/>
-          <w:b/>
-        </w:rPr>
-        <w:t xml:space="preserve">🖼 INSERTAR CAPTURA AQUÍ:</w:t>
-      </w:r>
-      <w:r>
-        <w:t xml:space="preserve"> </w:t>
-      </w:r>
-      <w:r>
-        <w:rPr>
-          <w:rStyle w:val="VerbatimChar"/>
-        </w:rPr>
-        <w:t xml:space="preserve">ej8_jmeter_lanzamiento.png</w:t>
-      </w:r>
-    </w:p>
-    <w:p>
-      <w:pPr>
-        <w:pStyle w:val="BlockText"/>
-      </w:pPr>
-      <w:r>
-        <w:rPr>
-          <w:iCs/>
-          <w:i/>
-        </w:rPr>
-        <w:t xml:space="preserve">(borra este recuadro y pega la imagen)</w:t>
-      </w:r>
-      <w:r>
-        <w:t xml:space="preserve"> </w:t>
-      </w:r>
-      <w:r>
-        <w:rPr>
-          <w:bCs/>
-          <w:b/>
-        </w:rPr>
-        <w:t xml:space="preserve">🖼 INSERTAR CAPTURA AQUÍ:</w:t>
-      </w:r>
-      <w:r>
-        <w:t xml:space="preserve"> </w:t>
-      </w:r>
-      <w:r>
-        <w:rPr>
-          <w:rStyle w:val="VerbatimChar"/>
-        </w:rPr>
-        <w:t xml:space="preserve">ej8_jmeter_resumen_final.png</w:t>
-      </w:r>
-    </w:p>
-    <w:p>
-      <w:pPr>
-        <w:pStyle w:val="BlockText"/>
-      </w:pPr>
-      <w:r>
-        <w:rPr>
-          <w:iCs/>
-          <w:i/>
-        </w:rPr>
-        <w:t xml:space="preserve">(borra este recuadro y pega la imagen)</w:t>
+        <w:t xml:space="preserve">no</w:t>
+      </w:r>
+      <w:r>
+        <w:t xml:space="preserve"> </w:t>
+      </w:r>
+      <w:r>
+        <w:t xml:space="preserve">son errores reales en la aplicación. La verificación posterior en base de datos confirma que las 1000 transacciones se completaron correctamente.</w:t>
       </w:r>
     </w:p>
     <w:bookmarkEnd w:id="59"/>
@@ -4611,7 +4654,7 @@
         <w:pStyle w:val="FirstParagraph"/>
       </w:pPr>
       <w:r>
-        <w:t xml:space="preserve">Consulta SQL:</w:t>
+        <w:t xml:space="preserve">Consulta SQL ejecutada tras la prueba de carga:</w:t>
       </w:r>
     </w:p>
     <w:p>
@@ -4620,6 +4663,57 @@
       </w:pPr>
       <w:r>
         <w:rPr>
+          <w:rStyle w:val="NormalTok"/>
+        </w:rPr>
+        <w:t xml:space="preserve">sudo </w:t>
+      </w:r>
+      <w:r>
+        <w:rPr>
+          <w:rStyle w:val="OperatorTok"/>
+        </w:rPr>
+        <w:t xml:space="preserve">-</w:t>
+      </w:r>
+      <w:r>
+        <w:rPr>
+          <w:rStyle w:val="NormalTok"/>
+        </w:rPr>
+        <w:t xml:space="preserve">u postgres psql </w:t>
+      </w:r>
+      <w:r>
+        <w:rPr>
+          <w:rStyle w:val="OperatorTok"/>
+        </w:rPr>
+        <w:t xml:space="preserve">-</w:t>
+      </w:r>
+      <w:r>
+        <w:rPr>
+          <w:rStyle w:val="NormalTok"/>
+        </w:rPr>
+        <w:t xml:space="preserve">d si2db</w:t>
+      </w:r>
+      <w:r>
+        <w:br/>
+      </w:r>
+      <w:r>
+        <w:rPr>
+          <w:rStyle w:val="NormalTok"/>
+        </w:rPr>
+        <w:t xml:space="preserve">si2db</w:t>
+      </w:r>
+      <w:r>
+        <w:rPr>
+          <w:rStyle w:val="OperatorTok"/>
+        </w:rPr>
+        <w:t xml:space="preserve">=</w:t>
+      </w:r>
+      <w:r>
+        <w:rPr>
+          <w:rStyle w:val="NormalTok"/>
+        </w:rPr>
+        <w:t xml:space="preserve"># </w:t>
+      </w:r>
+      <w:r>
+        <w:rPr>
           <w:rStyle w:val="KeywordTok"/>
         </w:rPr>
         <w:t xml:space="preserve">SELECT</w:t>
@@ -4721,6 +4815,70 @@
       </w:pPr>
       <w:r>
         <w:t xml:space="preserve">Resultado obtenido:</w:t>
+      </w:r>
+    </w:p>
+    <w:p>
+      <w:pPr>
+        <w:pStyle w:val="SourceCode"/>
+      </w:pPr>
+      <w:r>
+        <w:rPr>
+          <w:rStyle w:val="VerbatimChar"/>
+        </w:rPr>
+        <w:t xml:space="preserve">  instancia   | count</w:t>
+      </w:r>
+      <w:r>
+        <w:br/>
+      </w:r>
+      <w:r>
+        <w:rPr>
+          <w:rStyle w:val="VerbatimChar"/>
+        </w:rPr>
+        <w:t xml:space="preserve">--------------+-------</w:t>
+      </w:r>
+      <w:r>
+        <w:br/>
+      </w:r>
+      <w:r>
+        <w:rPr>
+          <w:rStyle w:val="VerbatimChar"/>
+        </w:rPr>
+        <w:t xml:space="preserve"> .Instance01  |   334</w:t>
+      </w:r>
+      <w:r>
+        <w:br/>
+      </w:r>
+      <w:r>
+        <w:rPr>
+          <w:rStyle w:val="VerbatimChar"/>
+        </w:rPr>
+        <w:t xml:space="preserve"> .Instance02  |   333</w:t>
+      </w:r>
+      <w:r>
+        <w:br/>
+      </w:r>
+      <w:r>
+        <w:rPr>
+          <w:rStyle w:val="VerbatimChar"/>
+        </w:rPr>
+        <w:t xml:space="preserve"> .Instance03  |   333</w:t>
+      </w:r>
+      <w:r>
+        <w:br/>
+      </w:r>
+      <w:r>
+        <w:rPr>
+          <w:rStyle w:val="VerbatimChar"/>
+        </w:rPr>
+        <w:t xml:space="preserve">(3 rows)</w:t>
+      </w:r>
+    </w:p>
+    <w:p>
+      <w:pPr>
+        <w:pStyle w:val="FirstParagraph"/>
+      </w:pPr>
+      <w:r>
+        <w:t xml:space="preserve">En forma de tabla resumen:</w:t>
       </w:r>
     </w:p>
     <w:tbl>
@@ -4746,7 +4904,7 @@
               <w:jc w:val="left"/>
             </w:pPr>
             <w:r>
-              <w:t xml:space="preserve">instancia</w:t>
+              <w:t xml:space="preserve">Instancia</w:t>
             </w:r>
           </w:p>
         </w:tc>
@@ -4758,7 +4916,7 @@
               <w:jc w:val="left"/>
             </w:pPr>
             <w:r>
-              <w:t xml:space="preserve">total</w:t>
+              <w:t xml:space="preserve">Pagos atendidos</w:t>
             </w:r>
           </w:p>
         </w:tc>
@@ -4878,35 +5036,153 @@
     </w:tbl>
     <w:p>
       <w:pPr>
-        <w:pStyle w:val="BlockText"/>
-      </w:pPr>
-      <w:r>
-        <w:rPr>
-          <w:bCs/>
-          <w:b/>
-        </w:rPr>
-        <w:t xml:space="preserve">🖼 INSERTAR CAPTURA AQUÍ:</w:t>
-      </w:r>
-      <w:r>
-        <w:t xml:space="preserve"> </w:t>
-      </w:r>
-      <w:r>
-        <w:rPr>
-          <w:rStyle w:val="VerbatimChar"/>
-        </w:rPr>
-        <w:t xml:space="preserve">ej8_select_distribucion_instancias.png</w:t>
-      </w:r>
-    </w:p>
-    <w:p>
-      <w:pPr>
-        <w:pStyle w:val="BlockText"/>
-      </w:pPr>
-      <w:r>
-        <w:rPr>
-          <w:iCs/>
-          <w:i/>
-        </w:rPr>
-        <w:t xml:space="preserve">(borra este recuadro y pega la imagen)</w:t>
+        <w:pStyle w:val="BodyText"/>
+      </w:pPr>
+      <w:r>
+        <w:t xml:space="preserve">Verificación complementaria de que efectivamente hay 1000 registros en total:</w:t>
+      </w:r>
+    </w:p>
+    <w:p>
+      <w:pPr>
+        <w:pStyle w:val="SourceCode"/>
+      </w:pPr>
+      <w:r>
+        <w:rPr>
+          <w:rStyle w:val="NormalTok"/>
+        </w:rPr>
+        <w:t xml:space="preserve">si2db</w:t>
+      </w:r>
+      <w:r>
+        <w:rPr>
+          <w:rStyle w:val="OperatorTok"/>
+        </w:rPr>
+        <w:t xml:space="preserve">=</w:t>
+      </w:r>
+      <w:r>
+        <w:rPr>
+          <w:rStyle w:val="NormalTok"/>
+        </w:rPr>
+        <w:t xml:space="preserve"># </w:t>
+      </w:r>
+      <w:r>
+        <w:rPr>
+          <w:rStyle w:val="KeywordTok"/>
+        </w:rPr>
+        <w:t xml:space="preserve">SELECT</w:t>
+      </w:r>
+      <w:r>
+        <w:rPr>
+          <w:rStyle w:val="NormalTok"/>
+        </w:rPr>
+        <w:t xml:space="preserve"> </w:t>
+      </w:r>
+      <w:r>
+        <w:rPr>
+          <w:rStyle w:val="FunctionTok"/>
+        </w:rPr>
+        <w:t xml:space="preserve">COUNT</w:t>
+      </w:r>
+      <w:r>
+        <w:rPr>
+          <w:rStyle w:val="NormalTok"/>
+        </w:rPr>
+        <w:t xml:space="preserve">(</w:t>
+      </w:r>
+      <w:r>
+        <w:rPr>
+          <w:rStyle w:val="OperatorTok"/>
+        </w:rPr>
+        <w:t xml:space="preserve">*</w:t>
+      </w:r>
+      <w:r>
+        <w:rPr>
+          <w:rStyle w:val="NormalTok"/>
+        </w:rPr>
+        <w:t xml:space="preserve">) </w:t>
+      </w:r>
+      <w:r>
+        <w:rPr>
+          <w:rStyle w:val="KeywordTok"/>
+        </w:rPr>
+        <w:t xml:space="preserve">FROM</w:t>
+      </w:r>
+      <w:r>
+        <w:rPr>
+          <w:rStyle w:val="NormalTok"/>
+        </w:rPr>
+        <w:t xml:space="preserve"> pago;</w:t>
+      </w:r>
+      <w:r>
+        <w:br/>
+      </w:r>
+      <w:r>
+        <w:rPr>
+          <w:rStyle w:val="NormalTok"/>
+        </w:rPr>
+        <w:t xml:space="preserve"> </w:t>
+      </w:r>
+      <w:r>
+        <w:rPr>
+          <w:rStyle w:val="FunctionTok"/>
+        </w:rPr>
+        <w:t xml:space="preserve">count</w:t>
+      </w:r>
+      <w:r>
+        <w:br/>
+      </w:r>
+      <w:r>
+        <w:rPr>
+          <w:rStyle w:val="CommentTok"/>
+        </w:rPr>
+        <w:t xml:space="preserve">-------</w:t>
+      </w:r>
+      <w:r>
+        <w:br/>
+      </w:r>
+      <w:r>
+        <w:rPr>
+          <w:rStyle w:val="NormalTok"/>
+        </w:rPr>
+        <w:t xml:space="preserve">  </w:t>
+      </w:r>
+      <w:r>
+        <w:rPr>
+          <w:rStyle w:val="DecValTok"/>
+        </w:rPr>
+        <w:t xml:space="preserve">1000</w:t>
+      </w:r>
+      <w:r>
+        <w:br/>
+      </w:r>
+      <w:r>
+        <w:rPr>
+          <w:rStyle w:val="NormalTok"/>
+        </w:rPr>
+        <w:t xml:space="preserve">(</w:t>
+      </w:r>
+      <w:r>
+        <w:rPr>
+          <w:rStyle w:val="DecValTok"/>
+        </w:rPr>
+        <w:t xml:space="preserve">1</w:t>
+      </w:r>
+      <w:r>
+        <w:rPr>
+          <w:rStyle w:val="NormalTok"/>
+        </w:rPr>
+        <w:t xml:space="preserve"> </w:t>
+      </w:r>
+      <w:r>
+        <w:rPr>
+          <w:rStyle w:val="KeywordTok"/>
+        </w:rPr>
+        <w:t xml:space="preserve">row</w:t>
+      </w:r>
+      <w:r>
+        <w:rPr>
+          <w:rStyle w:val="NormalTok"/>
+        </w:rPr>
+        <w:t xml:space="preserve">)</w:t>
       </w:r>
     </w:p>
     <w:bookmarkEnd w:id="60"/>
@@ -6540,6 +6816,31 @@
     </w:p>
     <w:p>
       <w:pPr>
+        <w:pStyle w:val="FirstParagraph"/>
+      </w:pPr>
+      <w:r>
+        <w:rPr>
+          <w:iCs/>
+          <w:i/>
+        </w:rPr>
+        <w:t xml:space="preserve">(Sin capturas — toda la evidencia se presenta como bloques de texto: comando JMeter, summary final, salida SQL de la consulta de distribución y verificación del COUNT(</w:t>
+      </w:r>
+      <w:r>
+        <w:t xml:space="preserve">) total.)*</w:t>
+      </w:r>
+    </w:p>
+    <w:bookmarkEnd w:id="76"/>
+    <w:bookmarkStart w:id="77" w:name="anexos-opcionales"/>
+    <w:p>
+      <w:pPr>
+        <w:pStyle w:val="Heading3"/>
+      </w:pPr>
+      <w:r>
+        <w:t xml:space="preserve">Anexos (opcionales)</w:t>
+      </w:r>
+    </w:p>
+    <w:p>
+      <w:pPr>
         <w:numPr>
           <w:ilvl w:val="0"/>
           <w:numId w:val="1013"/>
@@ -6556,7 +6857,13 @@
         <w:rPr>
           <w:rStyle w:val="VerbatimChar"/>
         </w:rPr>
-        <w:t xml:space="preserve">ej8_delete_pago.png</w:t>
+        <w:t xml:space="preserve">anexo_000_default_conf.png</w:t>
+      </w:r>
+      <w:r>
+        <w:t xml:space="preserve"> </w:t>
+      </w:r>
+      <w:r>
+        <w:t xml:space="preserve">— o pegar el contenido del fichero como texto</w:t>
       </w:r>
     </w:p>
     <w:p>
@@ -6577,7 +6884,13 @@
         <w:rPr>
           <w:rStyle w:val="VerbatimChar"/>
         </w:rPr>
-        <w:t xml:space="preserve">ej8_jmeter_lanzamiento.png</w:t>
+        <w:t xml:space="preserve">anexo_setup_balancer_vm1.png</w:t>
+      </w:r>
+      <w:r>
+        <w:t xml:space="preserve"> </w:t>
+      </w:r>
+      <w:r>
+        <w:t xml:space="preserve">— o pegar el contenido del script</w:t>
       </w:r>
     </w:p>
     <w:p>
@@ -6598,7 +6911,13 @@
         <w:rPr>
           <w:rStyle w:val="VerbatimChar"/>
         </w:rPr>
-        <w:t xml:space="preserve">ej8_jmeter_resumen_final.png</w:t>
+        <w:t xml:space="preserve">anexo_jmx_arbol.png</w:t>
+      </w:r>
+      <w:r>
+        <w:t xml:space="preserve"> </w:t>
+      </w:r>
+      <w:r>
+        <w:t xml:space="preserve">— captura del árbol del JMX en JMeter GUI</w:t>
       </w:r>
     </w:p>
     <w:p>
@@ -6619,118 +6938,6 @@
         <w:rPr>
           <w:rStyle w:val="VerbatimChar"/>
         </w:rPr>
-        <w:t xml:space="preserve">ej8_select_distribucion_instancias.png</w:t>
-      </w:r>
-    </w:p>
-    <w:bookmarkEnd w:id="76"/>
-    <w:bookmarkStart w:id="77" w:name="anexos-opcionales"/>
-    <w:p>
-      <w:pPr>
-        <w:pStyle w:val="Heading3"/>
-      </w:pPr>
-      <w:r>
-        <w:t xml:space="preserve">Anexos (opcionales)</w:t>
-      </w:r>
-    </w:p>
-    <w:p>
-      <w:pPr>
-        <w:numPr>
-          <w:ilvl w:val="0"/>
-          <w:numId w:val="1014"/>
-        </w:numPr>
-        <w:pStyle w:val="Compact"/>
-      </w:pPr>
-      <w:r>
-        <w:t xml:space="preserve">☐</w:t>
-      </w:r>
-      <w:r>
-        <w:t xml:space="preserve"> </w:t>
-      </w:r>
-      <w:r>
-        <w:rPr>
-          <w:rStyle w:val="VerbatimChar"/>
-        </w:rPr>
-        <w:t xml:space="preserve">anexo_000_default_conf.png</w:t>
-      </w:r>
-      <w:r>
-        <w:t xml:space="preserve"> </w:t>
-      </w:r>
-      <w:r>
-        <w:t xml:space="preserve">— o pegar el contenido del fichero como texto</w:t>
-      </w:r>
-    </w:p>
-    <w:p>
-      <w:pPr>
-        <w:numPr>
-          <w:ilvl w:val="0"/>
-          <w:numId w:val="1014"/>
-        </w:numPr>
-        <w:pStyle w:val="Compact"/>
-      </w:pPr>
-      <w:r>
-        <w:t xml:space="preserve">☐</w:t>
-      </w:r>
-      <w:r>
-        <w:t xml:space="preserve"> </w:t>
-      </w:r>
-      <w:r>
-        <w:rPr>
-          <w:rStyle w:val="VerbatimChar"/>
-        </w:rPr>
-        <w:t xml:space="preserve">anexo_setup_balancer_vm1.png</w:t>
-      </w:r>
-      <w:r>
-        <w:t xml:space="preserve"> </w:t>
-      </w:r>
-      <w:r>
-        <w:t xml:space="preserve">— o pegar el contenido del script</w:t>
-      </w:r>
-    </w:p>
-    <w:p>
-      <w:pPr>
-        <w:numPr>
-          <w:ilvl w:val="0"/>
-          <w:numId w:val="1014"/>
-        </w:numPr>
-        <w:pStyle w:val="Compact"/>
-      </w:pPr>
-      <w:r>
-        <w:t xml:space="preserve">☐</w:t>
-      </w:r>
-      <w:r>
-        <w:t xml:space="preserve"> </w:t>
-      </w:r>
-      <w:r>
-        <w:rPr>
-          <w:rStyle w:val="VerbatimChar"/>
-        </w:rPr>
-        <w:t xml:space="preserve">anexo_jmx_arbol.png</w:t>
-      </w:r>
-      <w:r>
-        <w:t xml:space="preserve"> </w:t>
-      </w:r>
-      <w:r>
-        <w:t xml:space="preserve">— captura del árbol del JMX en JMeter GUI</w:t>
-      </w:r>
-    </w:p>
-    <w:p>
-      <w:pPr>
-        <w:numPr>
-          <w:ilvl w:val="0"/>
-          <w:numId w:val="1014"/>
-        </w:numPr>
-        <w:pStyle w:val="Compact"/>
-      </w:pPr>
-      <w:r>
-        <w:t xml:space="preserve">☐</w:t>
-      </w:r>
-      <w:r>
-        <w:t xml:space="preserve"> </w:t>
-      </w:r>
-      <w:r>
-        <w:rPr>
-          <w:rStyle w:val="VerbatimChar"/>
-        </w:rPr>
         <w:t xml:space="preserve">anexo_diff_codigo_django.png</w:t>
       </w:r>
       <w:r>
@@ -6749,7 +6956,23 @@
           <w:bCs/>
           <w:b/>
         </w:rPr>
-        <w:t xml:space="preserve">Total: 38 capturas</w:t>
+        <w:t xml:space="preserve">Total: 34 capturas obligatorias</w:t>
+      </w:r>
+      <w:r>
+        <w:t xml:space="preserve"> </w:t>
+      </w:r>
+      <w:r>
+        <w:t xml:space="preserve">(Ej1: 3 · Ej2: 9 · Ej3: 4 · Ej4: 2 · Ej5: 4 · Ej6: 4 · Ej7: 4)</w:t>
+      </w:r>
+      <w:r>
+        <w:t xml:space="preserve"> </w:t>
+      </w:r>
+      <w:r>
+        <w:rPr>
+          <w:bCs/>
+          <w:b/>
+        </w:rPr>
+        <w:t xml:space="preserve">+ 4 anexos opcionales</w:t>
       </w:r>
     </w:p>
     <w:bookmarkEnd w:id="77"/>
@@ -7116,9 +7339,6 @@
     <w:abstractNumId w:val="991"/>
   </w:num>
   <w:num w:numId="1013">
-    <w:abstractNumId w:val="991"/>
-  </w:num>
-  <w:num w:numId="1014">
     <w:abstractNumId w:val="991"/>
   </w:num>
 </w:numbering>
